--- a/fixtures/s02.docx
+++ b/fixtures/s02.docx
@@ -19,7 +19,7 @@
     </w:p>
     <w:p>
       <w:r>
-        <w:t>As I said above, my position is that city governments should not be in the business of building and operating broadband networks, and the second source I read reinforces that view from a completely different direction. Nakagawa's article is not about money at all, it is about the operational side of running a public utility, and specifically about what happens when a government takes on a technology that changes quickly. Nakagawa spends the first part of the article laying out how traditional municipal utilities work, noting that a water main or a sewer line is engineered to sit in the ground for decades with routine maintenance and very little change in the underlying technology (340-42). Nakagawa then contrasts this with network infrastructure, where the electronics at either end of the fiber, along with the software that manages the traffic, follow a replacement cycle measured in a handful of years rather than in generations (344). Nakagawa also discusses staffing, and argues that cities struggle to hire and retain network engineers because municipal pay scales and hiring rules were designed for a different kind of workforce, and that procurement rules which exist for good reasons in other contexts slow down equipment purchases that need to happen quickly (347-49). This is the part of the argument that I find the most convincing, because it suggests that even a city that gets the financing exactly right, and even a city that has an honest and competent government, is still going to be fighting its own personnel and purchasing systems every single year that the network exists.</w:t>
+        <w:t>As I said above, my position is that city governments should not be in the business of building and operating broadband networks, and the second source I read reinforces that view from a completely different direction. Nakagawa's article is not about money at all, it is about the operational side of running a public utility, and specifically about what happens when a government takes on a technology that changes quickly. Nakagawa spends the first part of the article laying out how traditional municipal utilities work, noting that a water main or a sewer line is engineered to sit in the ground for decades with routine maintenance and very little change in the underlying technology (340-42). Nakagawa then contrasts this with network infrastructure, where the switching gear on both ends of the fiber, along with the software that manages the traffic, follow a replacement cycle measured in a handful of years rather than in generations (344). Nakagawa also discusses staffing, and argues that cities struggle to hire and retain network engineers because municipal pay scales and hiring rules were designed for a different kind of workforce, and that procurement rules which exist for good reasons in other contexts slow down equipment purchases that need to happen quickly (347-49). This is the part of the argument that I find the most convincing, because it suggests that even a city that gets the financing exactly right, and even a city that has an honest and competent government, is still going to be fighting its own personnel and purchasing systems every single year that the network exists.</w:t>
       </w:r>
     </w:p>
     <w:p>
